--- a/document/0 -Dac_ta_SDD_v0.12.docx
+++ b/document/0 -Dac_ta_SDD_v0.12.docx
@@ -5244,7 +5244,7 @@
           <w:sz w:val="20"/>
           <w:szCs w:val="20"/>
         </w:rPr>
-        <w:t xml:space="preserve">Module: rollback. UC-08b.</w:t>
+        <w:t>Từ v0.12 (D-11) rollback là công cụ khôi phục của Admin, không chịu giới hạn SỬA theo trạng thái duyệt (vẫn kiểm dữ liệu đổi sau đó và ghi audit). Module: rollback. UC-08b.</w:t>
       </w:r>
     </w:p>
     <w:p>
@@ -16477,7 +16477,7 @@
                 <w:sz w:val="17"/>
                 <w:szCs w:val="17"/>
               </w:rPr>
-              <w:t>Quyền sửa theo chủ sở hữu và trạng thái duyệt (thay phần quyền quản lý theo phòng ban của D-02; quyền xem không đổi). Nhóm thao tác SỬA: sửa tiêu đề/số hiệu/danh mục (kể cả áp dụng gợi ý P2-05, gán vị trí lưu trữ), sửa nội dung OCR và khôi phục phiên bản, trích xuất/xác nhận trường (P2-04). Nháp, Bị từ chối (hoặc cờ workflow tắt): chỉ chủ sở hữu được SỬA, chạy lại OCR (kể cả chạy lại job OCR lỗi), gửi duyệt, xóa mềm. Chờ duyệt, Đã duyệt: chủ sở hữu chỉ xem và được Rút lại (về Nháp); Kiểm duyệt viên phòng ban của tài liệu và Admin được SỬA nhưng không chạy lại OCR. Đã xuất bản: không ai SỬA; Kiểm duyệt viên/Admin hủy xuất bản; chia sẻ: chủ sở hữu, Kiểm duyệt viên phòng ban của tài liệu, Admin. Đã hủy xuất bản: Kiểm duyệt viên/Admin SỬA (không chạy lại OCR), xuất bản lại hoặc Trả lại cho chủ sở hữu (về Nháp, kèm ghi chú). Admin không chạy lại OCR tài liệu không phải của mình nhưng dừng được job kẹt; Admin xóa mềm ở mọi trạng thái; khôi phục từ thùng rác: chủ sở hữu, Admin. Đồng nghiệp cùng phòng ban chỉ xem. Rollback (P2-09) là công cụ khôi phục của Admin theo nhật ký, không chịu giới hạn SỬA (có audit). API trả DocumentOut.permissions để React hiện/ẩn từng nút; server luôn kiểm và trả 403.</w:t>
+              <w:t>Quyền sửa theo chủ sở hữu và trạng thái duyệt (thay phần quyền quản lý theo phòng ban của D-02; quyền xem không đổi). Nhóm thao tác SỬA: sửa tiêu đề/số hiệu/danh mục (kể cả áp dụng gợi ý P2-05, gán vị trí lưu trữ), sửa nội dung OCR và khôi phục phiên bản, trích xuất/xác nhận trường (P2-04). Nháp, Bị từ chối (hoặc cờ workflow tắt): chỉ chủ sở hữu được SỬA, chạy lại OCR (kể cả chạy lại job OCR lỗi), gửi duyệt, xóa mềm. Chờ duyệt, Đã duyệt: chủ sở hữu chỉ xem và được Rút lại (về Nháp); Kiểm duyệt viên phòng ban của tài liệu và Admin được SỬA nhưng không chạy lại OCR. Đã xuất bản: không ai SỬA; Kiểm duyệt viên/Admin hủy xuất bản; chia sẻ: chủ sở hữu, Kiểm duyệt viên phòng ban của tài liệu, Admin. Đã hủy xuất bản: Kiểm duyệt viên/Admin SỬA (không chạy lại OCR), xuất bản lại hoặc Trả lại cho chủ sở hữu (về Nháp, kèm ghi chú). Admin không chạy lại OCR tài liệu không phải của mình nhưng dừng được job kẹt; Admin xóa mềm ở mọi trạng thái; khôi phục từ thùng rác: chủ sở hữu, Admin. Đồng nghiệp cùng phòng ban chỉ xem. Rollback (P2-09) là công cụ khôi phục của Admin theo nhật ký, không chịu giới hạn SỬA (có audit). Duyệt yêu cầu mượn và ghi nhận trả (P2-07) không đổi: Kiểm duyệt viên phòng ban của tài liệu và Admin, ở mọi trạng thái duyệt; chia sẻ không mở quyền này. API trả DocumentOut.permissions để React hiện/ẩn từng nút; server luôn kiểm và trả 403.</w:t>
             </w:r>
           </w:p>
         </w:tc>

--- a/document/0 -Dac_ta_SDD_v0.12.docx
+++ b/document/0 -Dac_ta_SDD_v0.12.docx
@@ -400,7 +400,7 @@
           <w:sz w:val="20"/>
           <w:szCs w:val="20"/>
         </w:rPr>
-        <w:t>v0.12 (26/10): chốt D-11 — quyền sửa tài liệu theo chủ sở hữu và trạng thái duyệt: Nháp/Bị từ chối chỉ chủ sở hữu sửa, chạy lại OCR, xóa; Chờ duyệt/Đã duyệt/Đã hủy xuất bản do Kiểm duyệt viên phòng ban của tài liệu hoặc Admin sửa (không chạy lại OCR); Đã xuất bản không ai sửa. P2-01 thêm action withdraw (chủ sở hữu rút lại) và return (trả lại chủ sở hữu); FR-13 cho Kiểm duyệt viên phòng ban chia sẻ; DocumentOut.permissions. P2-08: cả lô chọn Danh mục gợi ý (D-10), metadata.csv thêm category, document_code. Không đổi dữ liệu.</w:t>
+        <w:t>v0.12 (26/10): chốt D-11 — quyền sửa tài liệu theo chủ sở hữu và trạng thái duyệt: Nháp/Bị từ chối chỉ chủ sở hữu sửa, chạy lại OCR, xóa; Chờ duyệt/Đã duyệt/Đã hủy xuất bản do Kiểm duyệt viên phòng ban của tài liệu hoặc Admin sửa (không chạy lại OCR); Đã xuất bản không ai sửa. P2-01 thêm action withdraw (chủ sở hữu rút lại) và return (trả lại chủ sở hữu); FR-13 cho Kiểm duyệt viên phòng ban chia sẻ; DocumentOut.permissions. P2-08: cả lô chọn Danh mục gợi ý (D-10), metadata.csv thêm category, document_code. Dữ liệu: chỉ mở rộng ràng buộc CHECK của document_approvals.action thêm withdraw, return (migration 0110).</w:t>
       </w:r>
     </w:p>
     <w:p>
@@ -16603,7 +16603,7 @@
           <w:sz w:val="20"/>
           <w:szCs w:val="20"/>
         </w:rPr>
-        <w:t>Trạng thái đồng bộ ở v0.12: file 0, 2, 3 mang số phiên bản 0.12; không đổi ERD và script CSDL; file 3 vẽ lại Hình 5. Trạng thái ở v0.11: file 0, 2, 3 mang số phiên bản 0.11; không đổi ERD và script CSDL. Trạng thái ở v0.10: file 0, 2, 3 mang số phiên bản 0.10; không đổi ERD và script CSDL. Trạng thái ở v0.9: file 0, 2, 3 mang số phiên bản 0.9; ERD file 3 vẽ thêm documents.category_source; script CSDL (file 4) nâng lên 0.9 cùng migration 0109 khi hiện thực D-10. Trạng thái ở v0.8: file 0, 2, 3 mang số phiên bản 0.8; ERD file 3 vẽ thêm document_shares và documents.share_mode; script CSDL (file 4) nâng lên 0.8 cùng migration 0108 khi hiện thực FR-13. Trạng thái ở v0.7: file 0, 2, 3 mang số phiên bản 0.7; script CSDL (file 4) nâng lên 0.7 cùng migration 0107 khi hiện thực FR-12; ERD không đổi so với v0.6 (vẽ theo migration 0001…0106). Trạng thái ở v0.6: ERD vẽ lại theo migration 0001…0106. Trạng thái ở v0.5: File 3 v0.5 đã có đủ Use Case cho MVP và P2 (UC-05b, UC-09, UC-14, UC-19…UC-23 mới; UC-08b, UC-11, UC-12, UC-16 gắn mã P2), sequence dùng participant "React SPA", ERD giữ 16 bảng không đổi cột. UC-17 của bản cũ được gộp vào UC-07; UC-24 (P3) chỉ có trên lược đồ. Nếu thêm cột hoặc đổi hợp đồng dữ liệu, phải cập nhật file 3 và migration trong cùng PR.</w:t>
+        <w:t>Trạng thái đồng bộ ở v0.12: file 0, 2, 3 mang số phiên bản 0.12; không đổi ERD (không thêm cột); script CSDL (file 4) nâng lên 0.12 cùng migration 0110 (ràng buộc document_approvals.action thêm withdraw, return); file 3 vẽ lại Hình 5. Trạng thái ở v0.11: file 0, 2, 3 mang số phiên bản 0.11; không đổi ERD và script CSDL. Trạng thái ở v0.10: file 0, 2, 3 mang số phiên bản 0.10; không đổi ERD và script CSDL. Trạng thái ở v0.9: file 0, 2, 3 mang số phiên bản 0.9; ERD file 3 vẽ thêm documents.category_source; script CSDL (file 4) nâng lên 0.9 cùng migration 0109 khi hiện thực D-10. Trạng thái ở v0.8: file 0, 2, 3 mang số phiên bản 0.8; ERD file 3 vẽ thêm document_shares và documents.share_mode; script CSDL (file 4) nâng lên 0.8 cùng migration 0108 khi hiện thực FR-13. Trạng thái ở v0.7: file 0, 2, 3 mang số phiên bản 0.7; script CSDL (file 4) nâng lên 0.7 cùng migration 0107 khi hiện thực FR-12; ERD không đổi so với v0.6 (vẽ theo migration 0001…0106). Trạng thái ở v0.6: ERD vẽ lại theo migration 0001…0106. Trạng thái ở v0.5: File 3 v0.5 đã có đủ Use Case cho MVP và P2 (UC-05b, UC-09, UC-14, UC-19…UC-23 mới; UC-08b, UC-11, UC-12, UC-16 gắn mã P2), sequence dùng participant "React SPA", ERD giữ 16 bảng không đổi cột. UC-17 của bản cũ được gộp vào UC-07; UC-24 (P3) chỉ có trên lược đồ. Nếu thêm cột hoặc đổi hợp đồng dữ liệu, phải cập nhật file 3 và migration trong cùng PR.</w:t>
       </w:r>
     </w:p>
     <w:p>
@@ -18439,7 +18439,7 @@
           <w:sz w:val="20"/>
           <w:szCs w:val="20"/>
         </w:rPr>
-        <w:t>v0.11 → v0.12: chốt D-11 (quyền sửa theo chủ sở hữu và trạng thái duyệt), P2-01 thêm withdraw/return, FR-13 thêm Kiểm duyệt viên phòng ban chia sẻ, DocumentOut.permissions; P2-08 thêm Danh mục gợi ý cho lô và cột category, document_code của metadata.csv. Không đổi dữ liệu.</w:t>
+        <w:t>v0.11 → v0.12: chốt D-11 (quyền sửa theo chủ sở hữu và trạng thái duyệt), P2-01 thêm withdraw/return, FR-13 thêm Kiểm duyệt viên phòng ban chia sẻ, DocumentOut.permissions; P2-08 thêm Danh mục gợi ý cho lô và cột category, document_code của metadata.csv. Dữ liệu: ràng buộc document_approvals.action thêm withdraw, return (0110).</w:t>
       </w:r>
     </w:p>
     <w:sectPr>
